--- a/docs/guides/staff.docx
+++ b/docs/guides/staff.docx
@@ -68,14 +68,10 @@
       </w:fldSimple>
     </w:p>
     <w:p>
-      <w:r>
-        <w:br w:type="page"/>
-      </w:r>
-    </w:p>
-    <w:p>
       <w:pPr>
         <w:pStyle w:val="Heading1"/>
-        <w:spacing w:before="80" w:after="120"/>
+        <w:spacing w:before="440" w:after="120"/>
+        <w:keepNext/>
       </w:pPr>
       <w:r>
         <w:rPr>
@@ -97,7 +93,130 @@
           <w:color w:val="3A4A60"/>
           <w:sz w:val="24"/>
         </w:rPr>
-        <w:t>The app lives at one address. There is no password to remember and none to lose — you sign in either with your church Google account, or with a link emailed to you.</w:t>
+        <w:t>There is no password to remember and none to lose. You sign in with a Google account, and the church decides which address that is.</w:t>
+      </w:r>
+    </w:p>
+    <w:p>
+      <w:pPr>
+        <w:pStyle w:val="ListNumber"/>
+        <w:numPr>
+          <w:ilvl w:val="0"/>
+          <w:numId w:val="10"/>
+        </w:numPr>
+        <w:spacing w:after="40"/>
+      </w:pPr>
+      <w:r>
+        <w:rPr>
+          <w:b/>
+          <w:i w:val="0"/>
+          <w:sz w:val="21"/>
+        </w:rPr>
+        <w:t>Go to the address below.</w:t>
+      </w:r>
+    </w:p>
+    <w:p>
+      <w:pPr>
+        <w:spacing w:after="120"/>
+        <w:ind w:left="510"/>
+      </w:pPr>
+      <w:r>
+        <w:rPr>
+          <w:b w:val="0"/>
+          <w:i w:val="0"/>
+          <w:color w:val="6B7280"/>
+          <w:sz w:val="19"/>
+        </w:rPr>
+        <w:t>Any browser, on a phone or a computer. Bookmark it the first time and you will not have to type it again.</w:t>
+      </w:r>
+    </w:p>
+    <w:p>
+      <w:pPr>
+        <w:pStyle w:val="ListNumber"/>
+        <w:spacing w:after="40"/>
+      </w:pPr>
+      <w:r>
+        <w:rPr>
+          <w:b/>
+          <w:i w:val="0"/>
+          <w:sz w:val="21"/>
+        </w:rPr>
+        <w:t xml:space="preserve">Press </w:t>
+      </w:r>
+      <w:r>
+        <w:rPr>
+          <w:b/>
+          <w:i/>
+          <w:sz w:val="21"/>
+        </w:rPr>
+        <w:t>Sign in with Google</w:t>
+      </w:r>
+      <w:r>
+        <w:rPr>
+          <w:b/>
+          <w:i w:val="0"/>
+          <w:sz w:val="21"/>
+        </w:rPr>
+        <w:t>.</w:t>
+      </w:r>
+    </w:p>
+    <w:p>
+      <w:pPr>
+        <w:spacing w:after="120"/>
+        <w:ind w:left="510"/>
+      </w:pPr>
+      <w:r>
+        <w:rPr>
+          <w:b w:val="0"/>
+          <w:i w:val="0"/>
+          <w:color w:val="6B7280"/>
+          <w:sz w:val="19"/>
+        </w:rPr>
+        <w:t>One tap, the same as opening your church email.</w:t>
+      </w:r>
+    </w:p>
+    <w:p>
+      <w:pPr>
+        <w:pStyle w:val="ListNumber"/>
+        <w:spacing w:after="40"/>
+      </w:pPr>
+      <w:r>
+        <w:rPr>
+          <w:b/>
+          <w:i w:val="0"/>
+          <w:sz w:val="21"/>
+        </w:rPr>
+        <w:t xml:space="preserve">Use your </w:t>
+      </w:r>
+      <w:r>
+        <w:rPr>
+          <w:b/>
+          <w:i w:val="0"/>
+          <w:sz w:val="21"/>
+        </w:rPr>
+        <w:t>@lcm.org.my</w:t>
+      </w:r>
+      <w:r>
+        <w:rPr>
+          <w:b/>
+          <w:i w:val="0"/>
+          <w:sz w:val="21"/>
+        </w:rPr>
+        <w:t xml:space="preserve"> Google account.</w:t>
+      </w:r>
+    </w:p>
+    <w:p>
+      <w:pPr>
+        <w:spacing w:after="120"/>
+        <w:ind w:left="510"/>
+      </w:pPr>
+      <w:r>
+        <w:rPr>
+          <w:b w:val="0"/>
+          <w:i w:val="0"/>
+          <w:color w:val="6B7280"/>
+          <w:sz w:val="19"/>
+        </w:rPr>
+        <w:t>That is the address the church knows you by, and the one your approvals are recorded against.</w:t>
       </w:r>
     </w:p>
     <w:p>
@@ -131,20 +250,58 @@
         <w:t xml:space="preserve"> </w:t>
       </w:r>
     </w:p>
+    <w:tbl>
+      <w:tblPr>
+        <w:tblW w:type="auto" w:w="0"/>
+        <w:tblLayout w:type="fixed"/>
+        <w:tblLook w:firstColumn="1" w:firstRow="1" w:lastColumn="0" w:lastRow="0" w:noHBand="0" w:noVBand="1" w:val="04A0"/>
+      </w:tblPr>
+      <w:tblGrid>
+        <w:gridCol w:w="9298"/>
+      </w:tblGrid>
+      <w:tr>
+        <w:trPr>
+          <w:cantSplit/>
+        </w:trPr>
+        <w:tc>
+          <w:tcPr>
+            <w:tcW w:type="dxa" w:w="9298"/>
+            <w:shd w:val="clear" w:fill="EEF4FD"/>
+            <w:tcBorders>
+              <w:top w:val="nil"/>
+              <w:bottom w:val="nil"/>
+              <w:right w:val="nil"/>
+              <w:left w:val="single" w:sz="18" w:color="2F5B9C"/>
+            </w:tcBorders>
+          </w:tcPr>
+          <w:p>
+            <w:pPr>
+              <w:spacing w:after="60" w:line="276" w:lineRule="auto"/>
+            </w:pPr>
+            <w:r>
+              <w:rPr>
+                <w:b/>
+                <w:i w:val="0"/>
+                <w:sz w:val="20"/>
+              </w:rPr>
+              <w:t>No @lcm.org.my address?</w:t>
+            </w:r>
+            <w:r>
+              <w:rPr>
+                <w:b w:val="0"/>
+                <w:i w:val="0"/>
+                <w:sz w:val="20"/>
+              </w:rPr>
+              <w:t xml:space="preserve"> Contact the LCM team and they will grant access to the personal email address you prefer to sign in with. This is usually the case for volunteers, who serve the church without being employed by it. Once they have granted it, sign in with Google using that address.</w:t>
+            </w:r>
+          </w:p>
+        </w:tc>
+      </w:tr>
+    </w:tbl>
     <w:p>
       <w:pPr>
-        <w:spacing w:after="200" w:line="283" w:lineRule="auto"/>
-        <w:jc w:val="center"/>
+        <w:spacing w:after="80"/>
       </w:pPr>
-      <w:r>
-        <w:rPr>
-          <w:b w:val="0"/>
-          <w:i/>
-          <w:color w:val="6B7280"/>
-          <w:sz w:val="18"/>
-        </w:rPr>
-        <w:t>Open it in any browser, on a phone or a computer. Bookmark it the first time and you will not have to type it again.</w:t>
-      </w:r>
     </w:p>
     <w:p>
       <w:pPr>
@@ -198,7 +355,7 @@
           <w:color w:val="6B7280"/>
           <w:sz w:val="18"/>
         </w:rPr>
-        <w:t xml:space="preserve">The sign-in screen. Which button is yours depends only on whether the church has given you an </w:t>
+        <w:t xml:space="preserve">The sign-in screen. </w:t>
       </w:r>
       <w:r>
         <w:rPr>
@@ -207,7 +364,7 @@
           <w:color w:val="6B7280"/>
           <w:sz w:val="18"/>
         </w:rPr>
-        <w:t>@lcm.org.my</w:t>
+        <w:t>Sign in with Google</w:t>
       </w:r>
       <w:r>
         <w:rPr>
@@ -216,142 +373,14 @@
           <w:color w:val="6B7280"/>
           <w:sz w:val="18"/>
         </w:rPr>
-        <w:t xml:space="preserve"> mailbox.</w:t>
+        <w:t xml:space="preserve"> is the one to use.</w:t>
       </w:r>
-    </w:p>
-    <w:p>
-      <w:pPr>
-        <w:spacing w:after="100"/>
-        <w:ind w:left="510" w:hanging="510"/>
-      </w:pPr>
-      <w:r>
-        <w:rPr>
-          <w:b/>
-          <w:color w:val="C2410C"/>
-          <w:sz w:val="21"/>
-        </w:rPr>
-        <w:t xml:space="preserve">1   </w:t>
-      </w:r>
-      <w:r>
-        <w:rPr>
-          <w:b/>
-          <w:i w:val="0"/>
-          <w:sz w:val="21"/>
-        </w:rPr>
-        <w:t>Sign in with Google</w:t>
-      </w:r>
-      <w:r>
-        <w:rPr>
-          <w:b w:val="0"/>
-          <w:i w:val="0"/>
-          <w:sz w:val="21"/>
-        </w:rPr>
-        <w:t xml:space="preserve"> — if you have an </w:t>
-      </w:r>
-      <w:r>
-        <w:rPr>
-          <w:b/>
-          <w:i w:val="0"/>
-          <w:sz w:val="21"/>
-        </w:rPr>
-        <w:t>@lcm.org.my</w:t>
-      </w:r>
-      <w:r>
-        <w:rPr>
-          <w:b w:val="0"/>
-          <w:i w:val="0"/>
-          <w:sz w:val="21"/>
-        </w:rPr>
-        <w:t xml:space="preserve"> address. One tap, the same as opening your church email. Nothing to type.</w:t>
-      </w:r>
-    </w:p>
-    <w:p>
-      <w:pPr>
-        <w:spacing w:after="100"/>
-        <w:ind w:left="510" w:hanging="510"/>
-      </w:pPr>
-      <w:r>
-        <w:rPr>
-          <w:b/>
-          <w:color w:val="C2410C"/>
-          <w:sz w:val="21"/>
-        </w:rPr>
-        <w:t xml:space="preserve">2   </w:t>
-      </w:r>
-      <w:r>
-        <w:rPr>
-          <w:b/>
-          <w:i w:val="0"/>
-          <w:sz w:val="21"/>
-        </w:rPr>
-        <w:t>Sign in with email link</w:t>
-      </w:r>
-      <w:r>
-        <w:rPr>
-          <w:b w:val="0"/>
-          <w:i w:val="0"/>
-          <w:sz w:val="21"/>
-        </w:rPr>
-        <w:t xml:space="preserve"> — if you do not. Type the address the church holds for you, and a link arrives in your inbox. Click it and you are in. The link is yours alone and stops working once used, so do not forward it.</w:t>
-      </w:r>
-    </w:p>
-    <w:tbl>
-      <w:tblPr>
-        <w:tblW w:type="auto" w:w="0"/>
-        <w:tblLayout w:type="fixed"/>
-        <w:tblLook w:firstColumn="1" w:firstRow="1" w:lastColumn="0" w:lastRow="0" w:noHBand="0" w:noVBand="1" w:val="04A0"/>
-      </w:tblPr>
-      <w:tblGrid>
-        <w:gridCol w:w="9298"/>
-      </w:tblGrid>
-      <w:tr>
-        <w:trPr>
-          <w:cantSplit/>
-        </w:trPr>
-        <w:tc>
-          <w:tcPr>
-            <w:tcW w:type="dxa" w:w="9298"/>
-            <w:shd w:val="clear" w:fill="EEF4FD"/>
-            <w:tcBorders>
-              <w:top w:val="nil"/>
-              <w:bottom w:val="nil"/>
-              <w:right w:val="nil"/>
-              <w:left w:val="single" w:sz="18" w:color="2F5B9C"/>
-            </w:tcBorders>
-          </w:tcPr>
-          <w:p>
-            <w:pPr>
-              <w:spacing w:after="60" w:line="276" w:lineRule="auto"/>
-            </w:pPr>
-            <w:r>
-              <w:rPr>
-                <w:b/>
-                <w:i w:val="0"/>
-                <w:sz w:val="20"/>
-              </w:rPr>
-              <w:t>Nothing arrives?</w:t>
-            </w:r>
-            <w:r>
-              <w:rPr>
-                <w:b w:val="0"/>
-                <w:i w:val="0"/>
-                <w:sz w:val="20"/>
-              </w:rPr>
-              <w:t xml:space="preserve"> Check that the address the church has for you can actually receive email. A mailbox that was never really set up is the usual reason a link never comes — ask the HQ office to correct it, rather than asking for the link again.</w:t>
-            </w:r>
-          </w:p>
-        </w:tc>
-      </w:tr>
-    </w:tbl>
-    <w:p>
-      <w:pPr>
-        <w:spacing w:after="80"/>
-      </w:pPr>
     </w:p>
     <w:p>
       <w:pPr>
         <w:pStyle w:val="Heading2"/>
         <w:spacing w:before="240" w:after="120"/>
+        <w:keepNext/>
       </w:pPr>
       <w:r>
         <w:rPr>
@@ -359,7 +388,7 @@
           <w:color w:val="1C2738"/>
           <w:sz w:val="25"/>
         </w:rPr>
-        <w:t>The first time</w:t>
+        <w:t>If the app looks emptier than this guide describes</w:t>
       </w:r>
     </w:p>
     <w:p>
@@ -372,34 +401,14 @@
           <w:i w:val="0"/>
           <w:sz w:val="21"/>
         </w:rPr>
-        <w:t xml:space="preserve">You do not create an account and you do not wait for one. Sign in, and the system records your address as a </w:t>
-      </w:r>
-      <w:r>
-        <w:rPr>
-          <w:b/>
-          <w:i w:val="0"/>
-          <w:sz w:val="21"/>
-        </w:rPr>
-        <w:t>Guest</w:t>
-      </w:r>
-      <w:r>
-        <w:rPr>
-          <w:b w:val="0"/>
-          <w:i w:val="0"/>
-          <w:sz w:val="21"/>
-        </w:rPr>
-        <w:t xml:space="preserve"> — enough to claim money back and to read the church directory. Your proper role is set by the HQ office, usually the same day. If the app looks emptier than this guide describes, that is why: ask them to set your role, then sign in again.</w:t>
-      </w:r>
-    </w:p>
-    <w:p>
-      <w:r>
-        <w:br w:type="page"/>
+        <w:t>Your role has not been set yet. Signing in gets you through the door; what you may do once inside is recorded by the HQ office, usually the same day. Ask them to set it, then sign in again.</w:t>
       </w:r>
     </w:p>
     <w:p>
       <w:pPr>
         <w:pStyle w:val="Heading1"/>
-        <w:spacing w:before="80" w:after="120"/>
+        <w:spacing w:before="440" w:after="120"/>
+        <w:keepNext/>
       </w:pPr>
       <w:r>
         <w:rPr>
@@ -445,7 +454,7 @@
       <w:r>
         <w:drawing>
           <wp:inline xmlns:a="http://schemas.openxmlformats.org/drawingml/2006/main" xmlns:pic="http://schemas.openxmlformats.org/drawingml/2006/picture">
-            <wp:extent cx="2700000" cy="6364285"/>
+            <wp:extent cx="2367272" cy="5579998"/>
             <wp:docPr id="2" name="Picture 2"/>
             <wp:cNvGraphicFramePr>
               <a:graphicFrameLocks noChangeAspect="1"/>
@@ -466,7 +475,7 @@
                   <pic:spPr>
                     <a:xfrm>
                       <a:off x="0" y="0"/>
-                      <a:ext cx="2700000" cy="6364285"/>
+                      <a:ext cx="2367272" cy="5579998"/>
                     </a:xfrm>
                     <a:prstGeom prst="rect"/>
                   </pic:spPr>
@@ -546,14 +555,10 @@
       </w:pPr>
     </w:p>
     <w:p>
-      <w:r>
-        <w:br w:type="page"/>
-      </w:r>
-    </w:p>
-    <w:p>
       <w:pPr>
         <w:pStyle w:val="Heading1"/>
-        <w:spacing w:before="80" w:after="120"/>
+        <w:spacing w:before="440" w:after="120"/>
+        <w:keepNext/>
       </w:pPr>
       <w:r>
         <w:rPr>
@@ -599,6 +604,10 @@
     <w:p>
       <w:pPr>
         <w:pStyle w:val="ListNumber"/>
+        <w:numPr>
+          <w:ilvl w:val="0"/>
+          <w:numId w:val="11"/>
+        </w:numPr>
         <w:spacing w:after="40"/>
       </w:pPr>
       <w:r>
@@ -809,6 +818,7 @@
       <w:pPr>
         <w:pStyle w:val="Heading2"/>
         <w:spacing w:before="240" w:after="120"/>
+        <w:keepNext/>
       </w:pPr>
       <w:r>
         <w:rPr>
@@ -902,14 +912,10 @@
       </w:pPr>
     </w:p>
     <w:p>
-      <w:r>
-        <w:br w:type="page"/>
-      </w:r>
-    </w:p>
-    <w:p>
       <w:pPr>
         <w:pStyle w:val="Heading1"/>
-        <w:spacing w:before="80" w:after="120"/>
+        <w:spacing w:before="440" w:after="120"/>
+        <w:keepNext/>
       </w:pPr>
       <w:r>
         <w:rPr>
@@ -1049,14 +1055,10 @@
       </w:pPr>
     </w:p>
     <w:p>
-      <w:r>
-        <w:br w:type="page"/>
-      </w:r>
-    </w:p>
-    <w:p>
       <w:pPr>
         <w:pStyle w:val="Heading1"/>
-        <w:spacing w:before="80" w:after="120"/>
+        <w:spacing w:before="440" w:after="120"/>
+        <w:keepNext/>
       </w:pPr>
       <w:r>
         <w:rPr>
@@ -1120,6 +1122,10 @@
     <w:p>
       <w:pPr>
         <w:pStyle w:val="ListNumber"/>
+        <w:numPr>
+          <w:ilvl w:val="0"/>
+          <w:numId w:val="12"/>
+        </w:numPr>
         <w:spacing w:after="40"/>
       </w:pPr>
       <w:r>
@@ -1264,6 +1270,7 @@
       <w:pPr>
         <w:pStyle w:val="Heading2"/>
         <w:spacing w:before="240" w:after="120"/>
+        <w:keepNext/>
       </w:pPr>
       <w:r>
         <w:rPr>
@@ -1341,14 +1348,10 @@
       </w:pPr>
     </w:p>
     <w:p>
-      <w:r>
-        <w:br w:type="page"/>
-      </w:r>
-    </w:p>
-    <w:p>
       <w:pPr>
         <w:pStyle w:val="Heading1"/>
-        <w:spacing w:before="80" w:after="120"/>
+        <w:spacing w:before="440" w:after="120"/>
+        <w:keepNext/>
       </w:pPr>
       <w:r>
         <w:rPr>
@@ -1467,14 +1470,10 @@
       </w:pPr>
     </w:p>
     <w:p>
-      <w:r>
-        <w:br w:type="page"/>
-      </w:r>
-    </w:p>
-    <w:p>
       <w:pPr>
         <w:pStyle w:val="Heading1"/>
-        <w:spacing w:before="80" w:after="120"/>
+        <w:spacing w:before="440" w:after="120"/>
+        <w:keepNext/>
       </w:pPr>
       <w:r>
         <w:rPr>
@@ -1503,6 +1502,7 @@
       <w:pPr>
         <w:pStyle w:val="Heading2"/>
         <w:spacing w:before="240" w:after="120"/>
+        <w:keepNext/>
       </w:pPr>
       <w:r>
         <w:rPr>
@@ -1530,6 +1530,7 @@
       <w:pPr>
         <w:pStyle w:val="Heading2"/>
         <w:spacing w:before="240" w:after="120"/>
+        <w:keepNext/>
       </w:pPr>
       <w:r>
         <w:rPr>
@@ -1557,6 +1558,7 @@
       <w:pPr>
         <w:pStyle w:val="Heading2"/>
         <w:spacing w:before="240" w:after="120"/>
+        <w:keepNext/>
       </w:pPr>
       <w:r>
         <w:rPr>
@@ -1666,9 +1668,9 @@
       </w:pPr>
     </w:p>
     <w:p>
-      <w:r>
-        <w:br w:type="page"/>
-      </w:r>
+      <w:pPr>
+        <w:spacing w:before="520" w:after="0"/>
+      </w:pPr>
     </w:p>
     <w:p>
       <w:pPr>
@@ -1911,6 +1913,24 @@
   </w:num>
   <w:num w:numId="9">
     <w:abstractNumId w:val="0"/>
+  </w:num>
+  <w:num w:numId="10">
+    <w:abstractNumId w:val="7"/>
+    <w:lvlOverride w:ilvl="0">
+      <w:startOverride w:val="1"/>
+    </w:lvlOverride>
+  </w:num>
+  <w:num w:numId="11">
+    <w:abstractNumId w:val="7"/>
+    <w:lvlOverride w:ilvl="0">
+      <w:startOverride w:val="1"/>
+    </w:lvlOverride>
+  </w:num>
+  <w:num w:numId="12">
+    <w:abstractNumId w:val="7"/>
+    <w:lvlOverride w:ilvl="0">
+      <w:startOverride w:val="1"/>
+    </w:lvlOverride>
   </w:num>
 </w:numbering>
 </file>

--- a/docs/guides/staff.docx
+++ b/docs/guides/staff.docx
@@ -33,42 +33,6 @@
     </w:p>
     <w:p>
       <w:pPr>
-        <w:spacing w:after="320" w:line="283" w:lineRule="auto"/>
-      </w:pPr>
-      <w:r>
-        <w:rPr>
-          <w:b w:val="0"/>
-          <w:i w:val="0"/>
-          <w:color w:val="3A4A60"/>
-          <w:sz w:val="23"/>
-        </w:rPr>
-        <w:t>Claiming back what you have paid for, applying for leave, and finding your payslip. Three things, each a few taps.</w:t>
-      </w:r>
-    </w:p>
-    <w:p>
-      <w:pPr>
-        <w:spacing w:after="80" w:line="283" w:lineRule="auto"/>
-      </w:pPr>
-      <w:r>
-        <w:rPr>
-          <w:b/>
-          <w:i w:val="0"/>
-          <w:color w:val="2F5B9C"/>
-          <w:sz w:val="26"/>
-        </w:rPr>
-        <w:t>Contents</w:t>
-      </w:r>
-    </w:p>
-    <w:p>
-      <w:r/>
-      <w:fldSimple w:instr="TOC \o &quot;1-2&quot; \h \z \u">
-        <w:r>
-          <w:t>Right-click here and choose Update Field to build the contents.</w:t>
-        </w:r>
-      </w:fldSimple>
-    </w:p>
-    <w:p>
-      <w:pPr>
         <w:pStyle w:val="Heading1"/>
         <w:spacing w:before="440" w:after="120"/>
         <w:keepNext/>
@@ -84,16 +48,103 @@
     </w:p>
     <w:p>
       <w:pPr>
-        <w:spacing w:after="200" w:line="283" w:lineRule="auto"/>
+        <w:spacing w:after="120" w:line="283" w:lineRule="auto"/>
       </w:pPr>
       <w:r>
         <w:rPr>
           <w:b w:val="0"/>
           <w:i w:val="0"/>
-          <w:color w:val="3A4A60"/>
-          <w:sz w:val="24"/>
+          <w:sz w:val="21"/>
         </w:rPr>
-        <w:t>There is no password to remember and none to lose. You sign in with a Google account, and the church decides which address that is.</w:t>
+        <w:t xml:space="preserve"> </w:t>
+      </w:r>
+      <w:r>
+        <w:rPr>
+          <w:rFonts w:ascii="Consolas" w:hAnsi="Consolas"/>
+          <w:b w:val="0"/>
+          <w:i w:val="0"/>
+          <w:color w:val="2F5B9C"/>
+          <w:sz w:val="21"/>
+        </w:rPr>
+        <w:t>finance-pv.vercel.app</w:t>
+      </w:r>
+      <w:r>
+        <w:rPr>
+          <w:b w:val="0"/>
+          <w:i w:val="0"/>
+          <w:sz w:val="21"/>
+        </w:rPr>
+        <w:t xml:space="preserve"> </w:t>
+      </w:r>
+    </w:p>
+    <w:p>
+      <w:pPr>
+        <w:spacing w:after="200" w:line="283" w:lineRule="auto"/>
+        <w:jc w:val="center"/>
+      </w:pPr>
+      <w:r>
+        <w:rPr>
+          <w:b w:val="0"/>
+          <w:i/>
+          <w:color w:val="6B7280"/>
+          <w:sz w:val="18"/>
+        </w:rPr>
+        <w:t>Open it in any browser, on a phone or a computer. Bookmark it the first time and you will not have to type it again.</w:t>
+      </w:r>
+    </w:p>
+    <w:p>
+      <w:pPr>
+        <w:spacing w:before="160" w:after="40"/>
+        <w:jc w:val="center"/>
+      </w:pPr>
+      <w:r>
+        <w:drawing>
+          <wp:inline xmlns:a="http://schemas.openxmlformats.org/drawingml/2006/main" xmlns:pic="http://schemas.openxmlformats.org/drawingml/2006/picture">
+            <wp:extent cx="5903999" cy="3749039"/>
+            <wp:docPr id="1" name="Picture 1"/>
+            <wp:cNvGraphicFramePr>
+              <a:graphicFrameLocks noChangeAspect="1"/>
+            </wp:cNvGraphicFramePr>
+            <a:graphic>
+              <a:graphicData uri="http://schemas.openxmlformats.org/drawingml/2006/picture">
+                <pic:pic>
+                  <pic:nvPicPr>
+                    <pic:cNvPr id="0" name="fig01-01-sign-in.png"/>
+                    <pic:cNvPicPr/>
+                  </pic:nvPicPr>
+                  <pic:blipFill>
+                    <a:blip r:embed="rId9"/>
+                    <a:stretch>
+                      <a:fillRect/>
+                    </a:stretch>
+                  </pic:blipFill>
+                  <pic:spPr>
+                    <a:xfrm>
+                      <a:off x="0" y="0"/>
+                      <a:ext cx="5903999" cy="3749039"/>
+                    </a:xfrm>
+                    <a:prstGeom prst="rect"/>
+                  </pic:spPr>
+                </pic:pic>
+              </a:graphicData>
+            </a:graphic>
+          </wp:inline>
+        </w:drawing>
+      </w:r>
+    </w:p>
+    <w:p>
+      <w:pPr>
+        <w:spacing w:after="200" w:line="283" w:lineRule="auto"/>
+        <w:jc w:val="center"/>
+      </w:pPr>
+      <w:r>
+        <w:rPr>
+          <w:b w:val="0"/>
+          <w:i/>
+          <w:color w:val="6B7280"/>
+          <w:sz w:val="18"/>
+        </w:rPr>
+        <w:t>This is what you will see.</w:t>
       </w:r>
     </w:p>
     <w:p>
@@ -103,35 +154,6 @@
           <w:ilvl w:val="0"/>
           <w:numId w:val="10"/>
         </w:numPr>
-        <w:spacing w:after="40"/>
-      </w:pPr>
-      <w:r>
-        <w:rPr>
-          <w:b/>
-          <w:i w:val="0"/>
-          <w:sz w:val="21"/>
-        </w:rPr>
-        <w:t>Go to the address below.</w:t>
-      </w:r>
-    </w:p>
-    <w:p>
-      <w:pPr>
-        <w:spacing w:after="120"/>
-        <w:ind w:left="510"/>
-      </w:pPr>
-      <w:r>
-        <w:rPr>
-          <w:b w:val="0"/>
-          <w:i w:val="0"/>
-          <w:color w:val="6B7280"/>
-          <w:sz w:val="19"/>
-        </w:rPr>
-        <w:t>Any browser, on a phone or a computer. Bookmark it the first time and you will not have to type it again.</w:t>
-      </w:r>
-    </w:p>
-    <w:p>
-      <w:pPr>
-        <w:pStyle w:val="ListNumber"/>
         <w:spacing w:after="40"/>
       </w:pPr>
       <w:r>
@@ -171,7 +193,7 @@
           <w:color w:val="6B7280"/>
           <w:sz w:val="19"/>
         </w:rPr>
-        <w:t>One tap, the same as opening your church email.</w:t>
+        <w:t>One tap, the same as opening your church email. Nothing to type.</w:t>
       </w:r>
     </w:p>
     <w:p>
@@ -217,37 +239,6 @@
           <w:sz w:val="19"/>
         </w:rPr>
         <w:t>That is the address the church knows you by, and the one your approvals are recorded against.</w:t>
-      </w:r>
-    </w:p>
-    <w:p>
-      <w:pPr>
-        <w:spacing w:after="120" w:line="283" w:lineRule="auto"/>
-      </w:pPr>
-      <w:r>
-        <w:rPr>
-          <w:b w:val="0"/>
-          <w:i w:val="0"/>
-          <w:sz w:val="21"/>
-        </w:rPr>
-        <w:t xml:space="preserve"> </w:t>
-      </w:r>
-      <w:r>
-        <w:rPr>
-          <w:rFonts w:ascii="Consolas" w:hAnsi="Consolas"/>
-          <w:b w:val="0"/>
-          <w:i w:val="0"/>
-          <w:color w:val="2F5B9C"/>
-          <w:sz w:val="21"/>
-        </w:rPr>
-        <w:t>finance-pv.vercel.app</w:t>
-      </w:r>
-      <w:r>
-        <w:rPr>
-          <w:b w:val="0"/>
-          <w:i w:val="0"/>
-          <w:sz w:val="21"/>
-        </w:rPr>
-        <w:t xml:space="preserve"> </w:t>
       </w:r>
     </w:p>
     <w:tbl>
@@ -302,79 +293,6 @@
       <w:pPr>
         <w:spacing w:after="80"/>
       </w:pPr>
-    </w:p>
-    <w:p>
-      <w:pPr>
-        <w:spacing w:before="160" w:after="40"/>
-        <w:jc w:val="center"/>
-      </w:pPr>
-      <w:r>
-        <w:drawing>
-          <wp:inline xmlns:a="http://schemas.openxmlformats.org/drawingml/2006/main" xmlns:pic="http://schemas.openxmlformats.org/drawingml/2006/picture">
-            <wp:extent cx="5903999" cy="3749039"/>
-            <wp:docPr id="1" name="Picture 1"/>
-            <wp:cNvGraphicFramePr>
-              <a:graphicFrameLocks noChangeAspect="1"/>
-            </wp:cNvGraphicFramePr>
-            <a:graphic>
-              <a:graphicData uri="http://schemas.openxmlformats.org/drawingml/2006/picture">
-                <pic:pic>
-                  <pic:nvPicPr>
-                    <pic:cNvPr id="0" name="fig01-01-sign-in.png"/>
-                    <pic:cNvPicPr/>
-                  </pic:nvPicPr>
-                  <pic:blipFill>
-                    <a:blip r:embed="rId9"/>
-                    <a:stretch>
-                      <a:fillRect/>
-                    </a:stretch>
-                  </pic:blipFill>
-                  <pic:spPr>
-                    <a:xfrm>
-                      <a:off x="0" y="0"/>
-                      <a:ext cx="5903999" cy="3749039"/>
-                    </a:xfrm>
-                    <a:prstGeom prst="rect"/>
-                  </pic:spPr>
-                </pic:pic>
-              </a:graphicData>
-            </a:graphic>
-          </wp:inline>
-        </w:drawing>
-      </w:r>
-    </w:p>
-    <w:p>
-      <w:pPr>
-        <w:spacing w:after="200" w:line="283" w:lineRule="auto"/>
-        <w:jc w:val="center"/>
-      </w:pPr>
-      <w:r>
-        <w:rPr>
-          <w:b w:val="0"/>
-          <w:i/>
-          <w:color w:val="6B7280"/>
-          <w:sz w:val="18"/>
-        </w:rPr>
-        <w:t xml:space="preserve">The sign-in screen. </w:t>
-      </w:r>
-      <w:r>
-        <w:rPr>
-          <w:b/>
-          <w:i/>
-          <w:color w:val="6B7280"/>
-          <w:sz w:val="18"/>
-        </w:rPr>
-        <w:t>Sign in with Google</w:t>
-      </w:r>
-      <w:r>
-        <w:rPr>
-          <w:b w:val="0"/>
-          <w:i/>
-          <w:color w:val="6B7280"/>
-          <w:sz w:val="18"/>
-        </w:rPr>
-        <w:t xml:space="preserve"> is the one to use.</w:t>
-      </w:r>
     </w:p>
     <w:p>
       <w:pPr>

--- a/docs/guides/staff.docx
+++ b/docs/guides/staff.docx
@@ -13,7 +13,7 @@
           <w:color w:val="2F5B9C"/>
           <w:sz w:val="19"/>
         </w:rPr>
-        <w:t>LUTHERAN CHURCH IN MALAYSIA · LCM FINANCE</w:t>
+        <w:t>LUTHERAN CHURCH IN MALAYSIA · LCM FINANCE &amp; HR</w:t>
       </w:r>
     </w:p>
     <w:p>
@@ -100,7 +100,7 @@
       <w:r>
         <w:drawing>
           <wp:inline xmlns:a="http://schemas.openxmlformats.org/drawingml/2006/main" xmlns:pic="http://schemas.openxmlformats.org/drawingml/2006/picture">
-            <wp:extent cx="5903999" cy="3749039"/>
+            <wp:extent cx="5903999" cy="3926159"/>
             <wp:docPr id="1" name="Picture 1"/>
             <wp:cNvGraphicFramePr>
               <a:graphicFrameLocks noChangeAspect="1"/>
@@ -121,7 +121,7 @@
                   <pic:spPr>
                     <a:xfrm>
                       <a:off x="0" y="0"/>
-                      <a:ext cx="5903999" cy="3749039"/>
+                      <a:ext cx="5903999" cy="3926159"/>
                     </a:xfrm>
                     <a:prstGeom prst="rect"/>
                   </pic:spPr>
@@ -1566,7 +1566,7 @@
                 <w:i w:val="0"/>
                 <w:sz w:val="20"/>
               </w:rPr>
-              <w:t>LCM Finance Handbook</w:t>
+              <w:t>LCM Finance &amp; HR Handbook</w:t>
             </w:r>
             <w:r>
               <w:rPr>
@@ -1610,7 +1610,7 @@
           <w:color w:val="6B7280"/>
           <w:sz w:val="18"/>
         </w:rPr>
-        <w:t>LCM Finance Handbook</w:t>
+        <w:t>LCM Finance &amp; HR Handbook</w:t>
       </w:r>
       <w:r>
         <w:rPr>
